--- a/ky/discovery-articles/6.7 Интернет.docx
+++ b/ky/discovery-articles/6.7 Интернет.docx
@@ -4,496 +4,327 @@
   <w:body>
     <w:p>
       <w:pPr>
-        <w:keepNext/>
-        <w:spacing w:before="280" w:after="120"/>
+        <w:pStyle w:val="Title"/>
+        <w:widowControl/>
       </w:pPr>
       <w:r>
-        <w:rPr>
-          <w:rFonts w:ascii="Calibri" w:hAnsi="Calibri" w:eastAsia="Calibri"/>
-          <w:b/>
-          <w:i w:val="0"/>
-          <w:color w:val="004E8C"/>
-          <w:sz w:val="44"/>
-        </w:rPr>
         <w:t>6.7 Интернет</w:t>
       </w:r>
     </w:p>
     <w:p>
       <w:pPr>
-        <w:spacing w:after="80"/>
+        <w:keepNext/>
+        <w:widowControl/>
       </w:pPr>
       <w:r>
         <w:rPr>
-          <w:rFonts w:ascii="Calibri" w:hAnsi="Calibri" w:eastAsia="Calibri"/>
-          <w:b w:val="0"/>
-          <w:i/>
-          <w:color w:val="505050"/>
-          <w:sz w:val="22"/>
+          <w:sz w:val="20"/>
         </w:rPr>
         <w:t>6. Санарип технологиялар, космос жана байланыш</w:t>
       </w:r>
     </w:p>
     <w:p>
       <w:pPr>
-        <w:spacing w:after="200"/>
+        <w:keepNext/>
+        <w:widowControl/>
       </w:pPr>
       <w:r>
         <w:rPr>
-          <w:rFonts w:ascii="Calibri" w:hAnsi="Calibri" w:eastAsia="Calibri"/>
-          <w:b w:val="0"/>
-          <w:i/>
-          <w:sz w:val="22"/>
+          <w:sz w:val="20"/>
         </w:rPr>
-        <w:t>Мезгил: 1969-жыл (ARPANET); 1970–1980-жылдар (TCP/IP); 1990-жылдар (коммерциялык интернет) | Негизги өкүлдөр: ARPA/DARPA тобу; Винт Серф; Боб Кан; Тим Бернерс-Ли</w:t>
+        <w:t>Мезгил: 1969-жыл (ARPANET); 1970–1980-жылдар (TCP/IP); 1990-жылдар (коммерциялык интернет) | Негизги салым кошкондор: ARPA/DARPA тобу; Винт Серф; Боб Кан; Тим Бернерс-Ли</w:t>
       </w:r>
     </w:p>
     <w:p>
       <w:pPr>
-        <w:spacing w:after="160" w:line="276" w:lineRule="auto"/>
+        <w:widowControl/>
       </w:pPr>
       <w:r>
-        <w:rPr>
-          <w:rFonts w:ascii="Calibri" w:hAnsi="Calibri" w:eastAsia="Calibri"/>
-          <w:b w:val="0"/>
-          <w:i w:val="0"/>
-          <w:sz w:val="22"/>
-        </w:rPr>
-        <w:t>Интернет — бири-бирине туташкан тармактардын дүйнөлүк тутуму. Ал маалыматты жалпы техникалык эрежелер боюнча майда топтомдор менен ташып, ар түрдүү компьютерлер менен кызматтардын чогуу иштешине шарт түзөт.</w:t>
+        <w:t>Интернет — өз ара байланышкан тармактардын дүйнөлүк тармагы. Ал жалпы техникалык эрежелер менен чакан маалымат пакеттерин өткөрүп, ар түрдүү компьютер жана кызматтын бирге иштешине мүмкүндүк берет.</w:t>
       </w:r>
     </w:p>
     <w:p>
       <w:pPr>
-        <w:keepNext/>
-        <w:spacing w:before="240" w:after="120"/>
+        <w:pStyle w:val="Heading1"/>
+        <w:widowControl/>
       </w:pPr>
       <w:r>
-        <w:rPr>
-          <w:rFonts w:ascii="Calibri" w:hAnsi="Calibri" w:eastAsia="Calibri"/>
-          <w:b/>
-          <w:i w:val="0"/>
-          <w:color w:val="004E8C"/>
-          <w:sz w:val="28"/>
-        </w:rPr>
-        <w:t>Негизги фактылар</w:t>
+        <w:t>Негизги маалыматтар</w:t>
       </w:r>
     </w:p>
     <w:p>
       <w:pPr>
         <w:pStyle w:val="ListBullet"/>
+        <w:widowControl/>
       </w:pPr>
       <w:r>
-        <w:rPr>
-          <w:rFonts w:ascii="Calibri" w:hAnsi="Calibri" w:eastAsia="Calibri"/>
-          <w:b w:val="0"/>
-          <w:i w:val="0"/>
-          <w:sz w:val="22"/>
-        </w:rPr>
-        <w:t>Маалыматты топтомдор менен которуу идеясын Пол Бэран, Дональд Дэвис жана башка изилдөөчүлөр иштеп чыккан</w:t>
+        <w:t>Пакеттик коммутацияны Пол Бэран, Дональд Дэвис жана башкалар өнүктүргөн.</w:t>
       </w:r>
     </w:p>
     <w:p>
       <w:pPr>
         <w:pStyle w:val="ListBullet"/>
+        <w:widowControl/>
       </w:pPr>
       <w:r>
-        <w:rPr>
-          <w:rFonts w:ascii="Calibri" w:hAnsi="Calibri" w:eastAsia="Calibri"/>
-          <w:b w:val="0"/>
-          <w:i w:val="0"/>
-          <w:sz w:val="22"/>
-        </w:rPr>
-        <w:t>ARPANET алгачкы кабарын 1969-жылы жөнөткөн</w:t>
+        <w:t>ARPANET биринчи кабарын 1969-жылы жөнөткөн.</w:t>
       </w:r>
     </w:p>
     <w:p>
       <w:pPr>
         <w:pStyle w:val="ListBullet"/>
+        <w:widowControl/>
       </w:pPr>
       <w:r>
-        <w:rPr>
-          <w:rFonts w:ascii="Calibri" w:hAnsi="Calibri" w:eastAsia="Calibri"/>
-          <w:b w:val="0"/>
-          <w:i w:val="0"/>
-          <w:sz w:val="22"/>
-        </w:rPr>
-        <w:t>Винт Серф менен Боб Кан 1970-жылдары TCP/IP протоколдорун түзгөн</w:t>
+        <w:t>Винт Серф менен Боб Кан 1970-жылдары TCP/IPни долбоорлогон.</w:t>
       </w:r>
     </w:p>
     <w:p>
       <w:pPr>
         <w:pStyle w:val="ListBullet"/>
+        <w:widowControl/>
       </w:pPr>
       <w:r>
-        <w:rPr>
-          <w:rFonts w:ascii="Calibri" w:hAnsi="Calibri" w:eastAsia="Calibri"/>
-          <w:b w:val="0"/>
-          <w:i w:val="0"/>
-          <w:sz w:val="22"/>
-        </w:rPr>
-        <w:t>Тармак 1990-жылдары коомчулукка жана коммерцияга кеңири ачылган</w:t>
+        <w:t>1990-жылдары тармак коомчулукка жана коммерциялык колдонууга кеңири ачылган.</w:t>
       </w:r>
     </w:p>
     <w:p>
       <w:pPr>
         <w:pStyle w:val="ListBullet"/>
+        <w:widowControl/>
       </w:pPr>
       <w:r>
-        <w:rPr>
-          <w:rFonts w:ascii="Calibri" w:hAnsi="Calibri" w:eastAsia="Calibri"/>
-          <w:b w:val="0"/>
-          <w:i w:val="0"/>
-          <w:sz w:val="22"/>
-        </w:rPr>
-        <w:t>Бүтүндөй интернет бир да компанияга таандык эмес</w:t>
+        <w:t>Бүт интернетке бир компания ээ эмес.</w:t>
       </w:r>
     </w:p>
     <w:p>
       <w:pPr>
-        <w:keepNext/>
-        <w:spacing w:before="240" w:after="120"/>
+        <w:pStyle w:val="Heading1"/>
+        <w:widowControl/>
       </w:pPr>
       <w:r>
-        <w:rPr>
-          <w:rFonts w:ascii="Calibri" w:hAnsi="Calibri" w:eastAsia="Calibri"/>
-          <w:b/>
-          <w:i w:val="0"/>
-          <w:color w:val="004E8C"/>
-          <w:sz w:val="28"/>
-        </w:rPr>
-        <w:t>Бул эмне</w:t>
+        <w:t>Бул эмне?</w:t>
       </w:r>
     </w:p>
     <w:p>
       <w:pPr>
-        <w:spacing w:after="160" w:line="276" w:lineRule="auto"/>
+        <w:widowControl/>
       </w:pPr>
       <w:r>
-        <w:rPr>
-          <w:rFonts w:ascii="Calibri" w:hAnsi="Calibri" w:eastAsia="Calibri"/>
-          <w:b w:val="0"/>
-          <w:i w:val="0"/>
-          <w:sz w:val="22"/>
-        </w:rPr>
-        <w:t>Интернет — протокол деп аталган жалпы эрежелер менен бириккен көптөгөн компьютердик тармак. Маалымат дареги жазылган майда бөлүктөргө — топтомдорго — бөлүнөт. Маршрутизаторлор ар бир топтомду көздөгөн жерине карай өткөрүп, акырында бөлүктөр кайра бириктирилет. Бул бир эле каттын өзүнчө конверттерге салынган бөлүктөрү ар башка жол менен барган почта тутумуна окшош.</w:t>
+        <w:t>Интернет протокол деп аталган жалпы эрежелер менен бириккен көп компьютер тармагынан турат. Маалымат дареги бар чакан бөлүктөр — пакеттер — менен жүрөт. Маршрутизаторлор ар бирин көздөгөн жакка өткөрөт; келгенде бөлүктөр кайра бириктирилет. Бул бир каттын өзүнчө конверттери ар башка жолдон барышы мүмкүн болгон почтага окшош.</w:t>
       </w:r>
     </w:p>
     <w:p>
       <w:pPr>
-        <w:keepNext/>
-        <w:spacing w:before="240" w:after="120"/>
+        <w:pStyle w:val="Heading1"/>
+        <w:widowControl/>
       </w:pPr>
       <w:r>
-        <w:rPr>
-          <w:rFonts w:ascii="Calibri" w:hAnsi="Calibri" w:eastAsia="Calibri"/>
-          <w:b/>
-          <w:i w:val="0"/>
-          <w:color w:val="004E8C"/>
-          <w:sz w:val="28"/>
-        </w:rPr>
-        <w:t>Аны ким ачкан же ойлоп тапкан</w:t>
+        <w:t xml:space="preserve">Ким ойлоп тапкан</w:t>
       </w:r>
     </w:p>
     <w:p>
       <w:pPr>
-        <w:spacing w:after="160" w:line="276" w:lineRule="auto"/>
+        <w:widowControl/>
       </w:pPr>
       <w:r>
-        <w:rPr>
-          <w:rFonts w:ascii="Calibri" w:hAnsi="Calibri" w:eastAsia="Calibri"/>
-          <w:b w:val="0"/>
-          <w:i w:val="0"/>
-          <w:sz w:val="22"/>
-        </w:rPr>
-        <w:t>АКШдагы Пол Бэран менен Британиядагы Дональд Дэвис топтомдорду которуунун негизги идеяларын бири-биринен көз карандысыз иштеп чыгышкан. АКШнын ARPA агенттиги 1969-жылы төрт түйүндү бириктирген ARPANETти каржылаган. Винт Серф менен Боб Кан өзүнчө тармактарды туташтырган негизги протоколдордун үй-бүлөсү — TCP/IPни түзүшкөн. Тутумду андан ары миңдеген инженерлер менен мекемелер курган.</w:t>
+        <w:t>АКШдагы Пол Бэран менен Британиядагы Дональд Дэвис пакеттик өткөрүүнүн негизги идеяларын өз алдынча өнүктүргөн. АКШнын алдыңкы изилдөө долбоорлору агенттиги — ARPA, кийин коргонуу багытын билдирген DARPA — ARPANET тармагын каржылаган. Ал 1969-жылы төрт жайды байланыштырган. Винт Серф менен Боб Кан өзүнчө тармактарды кошкон TCP/IP протоколдор тобун түзгөн. TCP маалымат берүүнү башкаруу протоколун, IP интернет протоколун билдирет. Системаны миңдеген инженер жана мекеме куруп кеңейткен.</w:t>
       </w:r>
     </w:p>
     <w:p>
       <w:pPr>
-        <w:keepNext/>
-        <w:spacing w:before="240" w:after="120"/>
+        <w:pStyle w:val="Heading1"/>
+        <w:widowControl/>
       </w:pPr>
       <w:r>
-        <w:rPr>
-          <w:rFonts w:ascii="Calibri" w:hAnsi="Calibri" w:eastAsia="Calibri"/>
-          <w:b/>
-          <w:i w:val="0"/>
-          <w:color w:val="004E8C"/>
-          <w:sz w:val="28"/>
-        </w:rPr>
-        <w:t>Качан жана кантип пайда болгон</w:t>
+        <w:t>Качан жана кантип пайда болгон?</w:t>
       </w:r>
     </w:p>
     <w:p>
       <w:pPr>
-        <w:spacing w:after="160" w:line="276" w:lineRule="auto"/>
+        <w:widowControl/>
       </w:pPr>
       <w:r>
-        <w:rPr>
-          <w:rFonts w:ascii="Calibri" w:hAnsi="Calibri" w:eastAsia="Calibri"/>
-          <w:b w:val="0"/>
-          <w:i w:val="0"/>
-          <w:sz w:val="22"/>
-        </w:rPr>
-        <w:t>Изилдөөчүлөр кымбат компьютерлерди бирге колдонуп, айрым бөлүктөрү иштен чыкса да байланыш үзүлбөгөн тармак түзүүнү каалашкан. ARPANET 1970-жылдары кеңейди. 1983-жылдын 1-январында ал TCP/IPге өттү. 1980-жылдары академиялык тармактар өсүп, 1990-жылдары жеке компьютерлер менен веб популярдуу болгондо коммерциялык жеткиликтүүлүк кеңири жайылды.</w:t>
+        <w:t>Изилдөөчүлөр кымбат компьютерлерди бөлүшүп, айрым бөлүгү иштебесе да уланган байланыш түзгүсү келген. ARPANET 1970-жылдары өскөн. 1983-жылдын 1-январында TCP/IPге өткөн. 1980-жылдары академиялык тармактар кеңейип, 1990-жылдары жеке компьютер менен веб популярдуу болгондо коммерциялык жетүү тараган.</w:t>
       </w:r>
     </w:p>
     <w:p>
       <w:pPr>
-        <w:keepNext/>
-        <w:spacing w:before="240" w:after="120"/>
+        <w:pStyle w:val="Heading1"/>
+        <w:widowControl/>
       </w:pPr>
       <w:r>
-        <w:rPr>
-          <w:rFonts w:ascii="Calibri" w:hAnsi="Calibri" w:eastAsia="Calibri"/>
-          <w:b/>
-          <w:i w:val="0"/>
-          <w:color w:val="004E8C"/>
-          <w:sz w:val="28"/>
-        </w:rPr>
-        <w:t>Илимий жактан мааниси</w:t>
+        <w:t>Илим үчүн мааниси</w:t>
       </w:r>
     </w:p>
     <w:p>
       <w:pPr>
-        <w:spacing w:after="160" w:line="276" w:lineRule="auto"/>
+        <w:widowControl/>
       </w:pPr>
       <w:r>
-        <w:rPr>
-          <w:rFonts w:ascii="Calibri" w:hAnsi="Calibri" w:eastAsia="Calibri"/>
-          <w:b w:val="0"/>
-          <w:i w:val="0"/>
-          <w:sz w:val="22"/>
-        </w:rPr>
-        <w:t>Интернет борбордон башкарылбаган тармак дүйнөлүк масштабга чейин өсө аларын көрсөттү. Анын түзүлүшү линиялар менен машиналар бузулушу мүмкүн экенин эске алат, ошондуктан топтомдор көбүнчө башка жолду тандай алат. Бул ыкма тармак илими жана киберкоопсуздук сыяктуу жаңы тармактарга негиз болду. Ачык стандарттар ар башка өндүрүүчүлөрдүн жабдууларынын байланышуусун камсыз кылды.</w:t>
+        <w:t>Интернет борбордон толук көз каранды эмес тармак дүйнөлүк масштабга өсө аларын көрсөткөн. Түзүлүшүндө линиялар жана машиналар бузулушу мүмкүн экени эске алынат, ошондуктан пакет көп учурда башка жолду пайдалана алат. Бул тармак илими жана киберкоопсуздук сыяктуу багыттарды колдогон. Ачык стандарттар ар башка өндүрүүчүнүн жабдыгын сүйлөштүргөн.</w:t>
       </w:r>
     </w:p>
     <w:p>
       <w:pPr>
-        <w:keepNext/>
-        <w:spacing w:before="240" w:after="120"/>
+        <w:pStyle w:val="Heading1"/>
+        <w:widowControl/>
       </w:pPr>
       <w:r>
-        <w:rPr>
-          <w:rFonts w:ascii="Calibri" w:hAnsi="Calibri" w:eastAsia="Calibri"/>
-          <w:b/>
-          <w:i w:val="0"/>
-          <w:color w:val="004E8C"/>
-          <w:sz w:val="28"/>
-        </w:rPr>
-        <w:t>Кийинки өнүгүүлөргө тийгизген таасири</w:t>
+        <w:t>Кийинки өнүгүүгө тийгизген таасири</w:t>
       </w:r>
     </w:p>
     <w:p>
       <w:pPr>
-        <w:spacing w:after="160" w:line="276" w:lineRule="auto"/>
+        <w:widowControl/>
       </w:pPr>
       <w:r>
-        <w:rPr>
-          <w:rFonts w:ascii="Calibri" w:hAnsi="Calibri" w:eastAsia="Calibri"/>
-          <w:b w:val="0"/>
-          <w:i w:val="0"/>
-          <w:sz w:val="22"/>
-        </w:rPr>
-        <w:t>Электрондук почта, файл которуу, веб, агымдык берүү, онлайн оюндар жана булут кызматтары интернет аркылуу иштейт. Домендик аттар тутуму сандык даректерге окууга ыңгайлуу ат берет. Шифрлөө көптөгөн байланыштарды коргойт. Уюлдук жана спутниктик тармактар ошол эле дүйнөлүк тармакка жетүүнүн кошумча жолдорун түздү.</w:t>
+        <w:t>Электрондук почта, файл өткөрүү, веб, агымдык видео-үн, онлайн оюн жана булут кызматтары интернет аркылуу иштейт. Домен аттары системасы сандык дарекке окууга жеңил ат берет. Шифрлөө көп байланышты коргойт. Мобилдик жана спутник тармактары ошол эле дүйнөлүк тармакка жетүүнүн жаңы жолдорун сунуштайт.</w:t>
       </w:r>
     </w:p>
     <w:p>
       <w:pPr>
-        <w:keepNext/>
-        <w:spacing w:before="240" w:after="120"/>
+        <w:pStyle w:val="Heading1"/>
+        <w:widowControl/>
       </w:pPr>
       <w:r>
-        <w:rPr>
-          <w:rFonts w:ascii="Calibri" w:hAnsi="Calibri" w:eastAsia="Calibri"/>
-          <w:b/>
-          <w:i w:val="0"/>
-          <w:color w:val="004E8C"/>
-          <w:sz w:val="28"/>
-        </w:rPr>
-        <w:t>Адамдардын жашоосун кантип өзгөрткөн</w:t>
+        <w:t>Адамдардын жашоосун кантип өзгөрткөн?</w:t>
       </w:r>
     </w:p>
     <w:p>
       <w:pPr>
-        <w:spacing w:after="160" w:line="276" w:lineRule="auto"/>
+        <w:widowControl/>
       </w:pPr>
       <w:r>
-        <w:rPr>
-          <w:rFonts w:ascii="Calibri" w:hAnsi="Calibri" w:eastAsia="Calibri"/>
-          <w:b w:val="0"/>
-          <w:i w:val="0"/>
-          <w:sz w:val="22"/>
-        </w:rPr>
-        <w:t>Адамдар чек арадан көз каранды болбой дээрлик ошол замат жарыялап, окуп, соода кылып жана уюшуп калды. Ишканалар менен мамлекеттик кызматтар интернетке көчтү. Бирок ошол эле тармак алдамчылыкты, куугунтукту жана жалган маалыматты да ташыйт, ал эми бирдей эмес жеткиликтүүлүк айрым жамааттарды артта калтырат. Интернет — бир компания же бир сайт эмес, жалпы инфраструктура.</w:t>
+        <w:t>Адамдар чек арадан дээрлик заматта жарыялап, үйрөнүп, соода кылып жана уюшулуп алат. Ишканалар менен коомдук кызматтар онлайнга өткөн. Ошол эле тармак алдамчылык, куугунтук жана жалган маалымат ташыйт; тең эмес жеткиликтүүлүк айрым коомдорду артта калтырат. Интернет бир компания же бир сайт эмес, жалпы инфраструктура.</w:t>
       </w:r>
     </w:p>
     <w:p>
       <w:pPr>
-        <w:keepNext/>
-        <w:spacing w:before="240" w:after="120"/>
+        <w:pStyle w:val="Heading1"/>
+        <w:widowControl/>
       </w:pPr>
       <w:r>
-        <w:rPr>
-          <w:rFonts w:ascii="Calibri" w:hAnsi="Calibri" w:eastAsia="Calibri"/>
-          <w:b/>
-          <w:i w:val="0"/>
-          <w:color w:val="004E8C"/>
-          <w:sz w:val="28"/>
-        </w:rPr>
-        <w:t>Булактар жана шилтемелер</w:t>
+        <w:t>Булактар жана кошумча окуу</w:t>
       </w:r>
     </w:p>
     <w:p>
       <w:pPr>
-        <w:keepNext/>
-        <w:spacing w:before="240" w:after="120"/>
+        <w:pStyle w:val="Heading2"/>
+        <w:widowControl/>
       </w:pPr>
       <w:r>
         <w:rPr>
-          <w:rFonts w:ascii="Calibri" w:hAnsi="Calibri" w:eastAsia="Calibri"/>
-          <w:b/>
-          <w:i w:val="0"/>
-          <w:color w:val="004E8C"/>
-          <w:sz w:val="24"/>
+          <w:sz w:val="20"/>
         </w:rPr>
-        <w:t>C. Мекемелердин материалдары жана энциклопедиялык булактар</w:t>
+        <w:t>Уюмдардын жана энциклопедиялардын материалдары</w:t>
       </w:r>
     </w:p>
     <w:p>
       <w:pPr>
-        <w:spacing w:after="80"/>
-        <w:ind w:left="360"/>
+        <w:widowControl/>
       </w:pPr>
       <w:r>
         <w:rPr>
-          <w:rFonts w:ascii="Calibri" w:hAnsi="Calibri" w:eastAsia="Calibri"/>
-          <w:b w:val="0"/>
-          <w:i w:val="0"/>
-          <w:sz w:val="22"/>
+          <w:sz w:val="20"/>
         </w:rPr>
-        <w:t>1. Internet Society. «Интернеттин кыскача тарыхы».</w:t>
-      </w:r>
-      <w:r>
-        <w:rPr>
-          <w:rFonts w:ascii="Calibri" w:hAnsi="Calibri" w:eastAsia="Calibri"/>
-          <w:b w:val="0"/>
-          <w:i w:val="0"/>
-          <w:sz w:val="22"/>
-        </w:rPr>
-        <w:t xml:space="preserve"> </w:t>
+        <w:t xml:space="preserve">1. Internet Society. 'A Brief History of the Internet.' </w:t>
       </w:r>
       <w:hyperlink r:id="rId9">
         <w:r>
           <w:rPr>
-            <w:rFonts w:ascii="Calibri" w:hAnsi="Calibri" w:eastAsia="Calibri"/>
-            <w:b w:val="0"/>
-            <w:i w:val="0"/>
-            <w:sz w:val="22"/>
-            <w:color w:val="0563C1"/>
-            <w:u w:val="single"/>
+            <w:sz w:val="20"/>
           </w:rPr>
           <w:t>https://www.internetsociety.org/internet/history-internet/brief-history-internet/</w:t>
         </w:r>
       </w:hyperlink>
+      <w:r>
+        <w:rPr>
+          <w:sz w:val="20"/>
+        </w:rPr>
+      </w:r>
     </w:p>
     <w:p>
       <w:pPr>
-        <w:spacing w:after="80"/>
-        <w:ind w:left="360"/>
+        <w:widowControl/>
       </w:pPr>
       <w:r>
         <w:rPr>
-          <w:rFonts w:ascii="Calibri" w:hAnsi="Calibri" w:eastAsia="Calibri"/>
-          <w:b w:val="0"/>
-          <w:i w:val="0"/>
-          <w:sz w:val="22"/>
+          <w:sz w:val="20"/>
         </w:rPr>
-        <w:t>2. Encyclopaedia Britannica. «Интернет».</w:t>
-      </w:r>
-      <w:r>
-        <w:rPr>
-          <w:rFonts w:ascii="Calibri" w:hAnsi="Calibri" w:eastAsia="Calibri"/>
-          <w:b w:val="0"/>
-          <w:i w:val="0"/>
-          <w:sz w:val="22"/>
-        </w:rPr>
-        <w:t xml:space="preserve"> </w:t>
+        <w:t xml:space="preserve">2. Encyclopaedia Britannica. 'Internet.' </w:t>
       </w:r>
       <w:hyperlink r:id="rId10">
         <w:r>
           <w:rPr>
-            <w:rFonts w:ascii="Calibri" w:hAnsi="Calibri" w:eastAsia="Calibri"/>
-            <w:b w:val="0"/>
-            <w:i w:val="0"/>
-            <w:sz w:val="22"/>
-            <w:color w:val="0563C1"/>
-            <w:u w:val="single"/>
+            <w:sz w:val="20"/>
           </w:rPr>
           <w:t>https://www.britannica.com/technology/Internet</w:t>
         </w:r>
       </w:hyperlink>
-    </w:p>
-    <w:p>
-      <w:pPr>
-        <w:keepNext/>
-        <w:spacing w:before="240" w:after="120"/>
-      </w:pPr>
       <w:r>
         <w:rPr>
-          <w:rFonts w:ascii="Calibri" w:hAnsi="Calibri" w:eastAsia="Calibri"/>
-          <w:b/>
-          <w:i w:val="0"/>
-          <w:color w:val="004E8C"/>
-          <w:sz w:val="24"/>
+          <w:sz w:val="20"/>
         </w:rPr>
-        <w:t>D. Музейлердин, архивдердин жана китепканалардын материалдары</w:t>
       </w:r>
     </w:p>
     <w:p>
       <w:pPr>
-        <w:spacing w:after="80"/>
-        <w:ind w:left="360"/>
+        <w:pStyle w:val="Heading2"/>
+        <w:widowControl/>
       </w:pPr>
       <w:r>
         <w:rPr>
-          <w:rFonts w:ascii="Calibri" w:hAnsi="Calibri" w:eastAsia="Calibri"/>
-          <w:b w:val="0"/>
-          <w:i w:val="0"/>
-          <w:sz w:val="22"/>
+          <w:sz w:val="20"/>
         </w:rPr>
-        <w:t>1. Computer History Museum. «Интернет тарыхы программасы».</w:t>
+        <w:t>Музейлердин жана архивдердин материалдары</w:t>
       </w:r>
+    </w:p>
+    <w:p>
+      <w:pPr>
+        <w:widowControl/>
+      </w:pPr>
       <w:r>
         <w:rPr>
-          <w:rFonts w:ascii="Calibri" w:hAnsi="Calibri" w:eastAsia="Calibri"/>
-          <w:b w:val="0"/>
-          <w:i w:val="0"/>
-          <w:sz w:val="22"/>
+          <w:sz w:val="20"/>
         </w:rPr>
-        <w:t xml:space="preserve"> </w:t>
+        <w:t xml:space="preserve">1. Computer History Museum. 'Internet History Program.' </w:t>
       </w:r>
       <w:hyperlink r:id="rId11">
         <w:r>
           <w:rPr>
-            <w:rFonts w:ascii="Calibri" w:hAnsi="Calibri" w:eastAsia="Calibri"/>
-            <w:b w:val="0"/>
-            <w:i w:val="0"/>
-            <w:sz w:val="22"/>
-            <w:color w:val="0563C1"/>
-            <w:u w:val="single"/>
+            <w:sz w:val="20"/>
           </w:rPr>
           <w:t>https://www.computerhistory.org/internethistory/</w:t>
         </w:r>
       </w:hyperlink>
+      <w:r>
+        <w:rPr>
+          <w:sz w:val="20"/>
+        </w:rPr>
+      </w:r>
     </w:p>
     <w:sectPr>
-      <w:pgSz w:w="12240" w:h="15840"/>
-      <w:pgMar w:top="1296" w:right="1440" w:bottom="1296" w:left="1440" w:header="720" w:footer="720" w:gutter="0"/>
+      <w:footerReference w:type="default" r:id="rId12"/>
+      <w:pgSz w:w="11906" w:h="16838"/>
+      <w:pgMar w:top="1020" w:right="1134" w:bottom="1020" w:left="1134" w:header="720" w:footer="720" w:gutter="0"/>
       <w:cols w:space="720"/>
       <w:docGrid w:linePitch="360"/>
     </w:sectPr>
   </w:body>
 </w:document>
+</file>
+
+<file path=word/footer1.xml><?xml version="1.0" encoding="utf-8"?>
+<w:ftr xmlns:m="http://schemas.openxmlformats.org/officeDocument/2006/math" xmlns:mc="http://schemas.openxmlformats.org/markup-compatibility/2006" xmlns:mo="http://schemas.microsoft.com/office/mac/office/2008/main" xmlns:mv="urn:schemas-microsoft-com:mac:vml" xmlns:o="urn:schemas-microsoft-com:office:office" xmlns:r="http://schemas.openxmlformats.org/officeDocument/2006/relationships" xmlns:v="urn:schemas-microsoft-com:vml" xmlns:w10="urn:schemas-microsoft-com:office:word" xmlns:w14="http://schemas.microsoft.com/office/word/2010/wordml" xmlns:w="http://schemas.openxmlformats.org/wordprocessingml/2006/main" xmlns:wne="http://schemas.microsoft.com/office/word/2006/wordml" xmlns:wp14="http://schemas.microsoft.com/office/word/2010/wordprocessingDrawing" xmlns:wp="http://schemas.openxmlformats.org/drawingml/2006/wordprocessingDrawing" xmlns:wpc="http://schemas.microsoft.com/office/word/2010/wordprocessingCanvas" xmlns:wpg="http://schemas.microsoft.com/office/word/2010/wordprocessingGroup" xmlns:wpi="http://schemas.microsoft.com/office/word/2010/wordprocessingInk" xmlns:wps="http://schemas.microsoft.com/office/word/2010/wordprocessingShape" mc:Ignorable="w14 wp14">
+  <w:p>
+    <w:pPr>
+      <w:pStyle w:val="Footer"/>
+      <w:jc w:val="right"/>
+    </w:pPr>
+    <w:fldSimple w:instr="PAGE"/>
+  </w:p>
+</w:ftr>
 </file>
 
 <file path=word/numbering.xml><?xml version="1.0" encoding="utf-8"?>
@@ -704,7 +535,7 @@
   <w:docDefaults>
     <w:rPrDefault>
       <w:rPr>
-        <w:rFonts w:asciiTheme="minorHAnsi" w:eastAsiaTheme="minorEastAsia" w:hAnsiTheme="minorHAnsi" w:cstheme="minorBidi"/>
+        <w:rFonts/>
         <w:sz w:val="22"/>
         <w:szCs w:val="22"/>
         <w:lang w:val="en-US" w:eastAsia="en-US" w:bidi="ar-SA"/>
@@ -859,6 +690,15 @@
     <w:name w:val="Normal"/>
     <w:qFormat/>
     <w:rsid w:val="00FC693F"/>
+    <w:pPr>
+      <w:spacing w:after="120" w:line="259" w:lineRule="auto"/>
+    </w:pPr>
+    <w:rPr>
+      <w:rFonts w:ascii="Times New Roman" w:hAnsi="Times New Roman"/>
+      <w:color w:val="000000"/>
+      <w:sz w:val="24"/>
+      <w:lang w:val="ky-KG"/>
+    </w:rPr>
   </w:style>
   <w:style w:type="paragraph" w:styleId="Header">
     <w:name w:val="header"/>
@@ -915,16 +755,17 @@
     <w:pPr>
       <w:keepNext/>
       <w:keepLines/>
-      <w:spacing w:before="480" w:after="0"/>
+      <w:spacing w:before="480" w:after="120" w:line="259" w:lineRule="auto"/>
       <w:outlineLvl w:val="0"/>
     </w:pPr>
     <w:rPr>
-      <w:rFonts w:asciiTheme="majorHAnsi" w:eastAsiaTheme="majorEastAsia" w:hAnsiTheme="majorHAnsi" w:cstheme="majorBidi"/>
+      <w:rFonts w:ascii="Times New Roman" w:hAnsi="Times New Roman"/>
       <w:b/>
       <w:bCs/>
-      <w:color w:val="365F91" w:themeColor="accent1" w:themeShade="BF"/>
-      <w:sz w:val="28"/>
+      <w:color w:val="000000"/>
+      <w:sz w:val="26"/>
       <w:szCs w:val="28"/>
+      <w:lang w:val="ky-KG"/>
     </w:rPr>
   </w:style>
   <w:style w:type="paragraph" w:styleId="Heading2">
@@ -939,16 +780,17 @@
     <w:pPr>
       <w:keepNext/>
       <w:keepLines/>
-      <w:spacing w:before="200" w:after="0"/>
+      <w:spacing w:before="200" w:after="120" w:line="259" w:lineRule="auto"/>
       <w:outlineLvl w:val="1"/>
     </w:pPr>
     <w:rPr>
-      <w:rFonts w:asciiTheme="majorHAnsi" w:eastAsiaTheme="majorEastAsia" w:hAnsiTheme="majorHAnsi" w:cstheme="majorBidi"/>
+      <w:rFonts w:ascii="Times New Roman" w:hAnsi="Times New Roman"/>
       <w:b/>
       <w:bCs/>
-      <w:color w:val="4F81BD" w:themeColor="accent1"/>
+      <w:color w:val="000000"/>
       <w:sz w:val="26"/>
       <w:szCs w:val="26"/>
+      <w:lang w:val="ky-KG"/>
     </w:rPr>
   </w:style>
   <w:style w:type="paragraph" w:styleId="Heading3">
@@ -967,7 +809,7 @@
       <w:outlineLvl w:val="2"/>
     </w:pPr>
     <w:rPr>
-      <w:rFonts w:asciiTheme="majorHAnsi" w:eastAsiaTheme="majorEastAsia" w:hAnsiTheme="majorHAnsi" w:cstheme="majorBidi"/>
+      <w:rFonts/>
       <w:b/>
       <w:bCs/>
       <w:color w:val="4F81BD" w:themeColor="accent1"/>
@@ -990,7 +832,7 @@
       <w:outlineLvl w:val="3"/>
     </w:pPr>
     <w:rPr>
-      <w:rFonts w:asciiTheme="majorHAnsi" w:eastAsiaTheme="majorEastAsia" w:hAnsiTheme="majorHAnsi" w:cstheme="majorBidi"/>
+      <w:rFonts/>
       <w:b/>
       <w:bCs/>
       <w:i/>
@@ -1015,7 +857,7 @@
       <w:outlineLvl w:val="4"/>
     </w:pPr>
     <w:rPr>
-      <w:rFonts w:asciiTheme="majorHAnsi" w:eastAsiaTheme="majorEastAsia" w:hAnsiTheme="majorHAnsi" w:cstheme="majorBidi"/>
+      <w:rFonts/>
       <w:color w:val="243F60" w:themeColor="accent1" w:themeShade="7F"/>
     </w:rPr>
   </w:style>
@@ -1036,7 +878,7 @@
       <w:outlineLvl w:val="5"/>
     </w:pPr>
     <w:rPr>
-      <w:rFonts w:asciiTheme="majorHAnsi" w:eastAsiaTheme="majorEastAsia" w:hAnsiTheme="majorHAnsi" w:cstheme="majorBidi"/>
+      <w:rFonts/>
       <w:i/>
       <w:iCs/>
       <w:color w:val="243F60" w:themeColor="accent1" w:themeShade="7F"/>
@@ -1059,7 +901,7 @@
       <w:outlineLvl w:val="6"/>
     </w:pPr>
     <w:rPr>
-      <w:rFonts w:asciiTheme="majorHAnsi" w:eastAsiaTheme="majorEastAsia" w:hAnsiTheme="majorHAnsi" w:cstheme="majorBidi"/>
+      <w:rFonts/>
       <w:i/>
       <w:iCs/>
       <w:color w:val="404040" w:themeColor="text1" w:themeTint="BF"/>
@@ -1082,7 +924,7 @@
       <w:outlineLvl w:val="7"/>
     </w:pPr>
     <w:rPr>
-      <w:rFonts w:asciiTheme="majorHAnsi" w:eastAsiaTheme="majorEastAsia" w:hAnsiTheme="majorHAnsi" w:cstheme="majorBidi"/>
+      <w:rFonts/>
       <w:color w:val="4F81BD" w:themeColor="accent1"/>
       <w:sz w:val="20"/>
       <w:szCs w:val="20"/>
@@ -1105,7 +947,7 @@
       <w:outlineLvl w:val="8"/>
     </w:pPr>
     <w:rPr>
-      <w:rFonts w:asciiTheme="majorHAnsi" w:eastAsiaTheme="majorEastAsia" w:hAnsiTheme="majorHAnsi" w:cstheme="majorBidi"/>
+      <w:rFonts/>
       <w:i/>
       <w:iCs/>
       <w:color w:val="404040" w:themeColor="text1" w:themeTint="BF"/>
@@ -1156,7 +998,7 @@
     <w:uiPriority w:val="9"/>
     <w:rsid w:val="00FC693F"/>
     <w:rPr>
-      <w:rFonts w:asciiTheme="majorHAnsi" w:eastAsiaTheme="majorEastAsia" w:hAnsiTheme="majorHAnsi" w:cstheme="majorBidi"/>
+      <w:rFonts/>
       <w:b/>
       <w:bCs/>
       <w:color w:val="365F91" w:themeColor="accent1" w:themeShade="BF"/>
@@ -1171,7 +1013,7 @@
     <w:uiPriority w:val="9"/>
     <w:rsid w:val="00FC693F"/>
     <w:rPr>
-      <w:rFonts w:asciiTheme="majorHAnsi" w:eastAsiaTheme="majorEastAsia" w:hAnsiTheme="majorHAnsi" w:cstheme="majorBidi"/>
+      <w:rFonts/>
       <w:b/>
       <w:bCs/>
       <w:color w:val="4F81BD" w:themeColor="accent1"/>
@@ -1186,7 +1028,7 @@
     <w:uiPriority w:val="9"/>
     <w:rsid w:val="00FC693F"/>
     <w:rPr>
-      <w:rFonts w:asciiTheme="majorHAnsi" w:eastAsiaTheme="majorEastAsia" w:hAnsiTheme="majorHAnsi" w:cstheme="majorBidi"/>
+      <w:rFonts/>
       <w:b/>
       <w:bCs/>
       <w:color w:val="4F81BD" w:themeColor="accent1"/>
@@ -1201,19 +1043,17 @@
     <w:qFormat/>
     <w:rsid w:val="00FC693F"/>
     <w:pPr>
-      <w:pBdr>
-        <w:bottom w:val="single" w:sz="8" w:space="4" w:color="4F81BD" w:themeColor="accent1"/>
-      </w:pBdr>
-      <w:spacing w:after="300" w:line="240" w:lineRule="auto"/>
+      <w:spacing w:after="120" w:line="259" w:lineRule="auto"/>
       <w:contextualSpacing/>
     </w:pPr>
     <w:rPr>
-      <w:rFonts w:asciiTheme="majorHAnsi" w:eastAsiaTheme="majorEastAsia" w:hAnsiTheme="majorHAnsi" w:cstheme="majorBidi"/>
-      <w:color w:val="17365D" w:themeColor="text2" w:themeShade="BF"/>
+      <w:rFonts w:ascii="Times New Roman" w:hAnsi="Times New Roman"/>
+      <w:color w:val="000000"/>
       <w:spacing w:val="5"/>
       <w:kern w:val="28"/>
-      <w:sz w:val="52"/>
+      <w:sz w:val="40"/>
       <w:szCs w:val="52"/>
+      <w:lang w:val="ky-KG"/>
     </w:rPr>
   </w:style>
   <w:style w:type="character" w:customStyle="1" w:styleId="TitleChar">
@@ -1223,7 +1063,7 @@
     <w:uiPriority w:val="10"/>
     <w:rsid w:val="00FC693F"/>
     <w:rPr>
-      <w:rFonts w:asciiTheme="majorHAnsi" w:eastAsiaTheme="majorEastAsia" w:hAnsiTheme="majorHAnsi" w:cstheme="majorBidi"/>
+      <w:rFonts/>
       <w:color w:val="17365D" w:themeColor="text2" w:themeShade="BF"/>
       <w:spacing w:val="5"/>
       <w:kern w:val="28"/>
@@ -1245,7 +1085,7 @@
       </w:numPr>
     </w:pPr>
     <w:rPr>
-      <w:rFonts w:asciiTheme="majorHAnsi" w:eastAsiaTheme="majorEastAsia" w:hAnsiTheme="majorHAnsi" w:cstheme="majorBidi"/>
+      <w:rFonts/>
       <w:i/>
       <w:iCs/>
       <w:color w:val="4F81BD" w:themeColor="accent1"/>
@@ -1261,7 +1101,7 @@
     <w:uiPriority w:val="11"/>
     <w:rsid w:val="00FC693F"/>
     <w:rPr>
-      <w:rFonts w:asciiTheme="majorHAnsi" w:eastAsiaTheme="majorEastAsia" w:hAnsiTheme="majorHAnsi" w:cstheme="majorBidi"/>
+      <w:rFonts/>
       <w:i/>
       <w:iCs/>
       <w:color w:val="4F81BD" w:themeColor="accent1"/>
@@ -1386,8 +1226,15 @@
       <w:numPr>
         <w:numId w:val="1"/>
       </w:numPr>
+      <w:spacing w:after="120" w:line="259" w:lineRule="auto"/>
       <w:contextualSpacing/>
     </w:pPr>
+    <w:rPr>
+      <w:rFonts w:ascii="Times New Roman" w:hAnsi="Times New Roman"/>
+      <w:color w:val="000000"/>
+      <w:sz w:val="24"/>
+      <w:lang w:val="ky-KG"/>
+    </w:rPr>
   </w:style>
   <w:style w:type="paragraph" w:styleId="ListBullet2">
     <w:name w:val="List Bullet 2"/>
@@ -1559,7 +1406,7 @@
     <w:semiHidden/>
     <w:rsid w:val="00FC693F"/>
     <w:rPr>
-      <w:rFonts w:asciiTheme="majorHAnsi" w:eastAsiaTheme="majorEastAsia" w:hAnsiTheme="majorHAnsi" w:cstheme="majorBidi"/>
+      <w:rFonts/>
       <w:b/>
       <w:bCs/>
       <w:i/>
@@ -1575,7 +1422,7 @@
     <w:semiHidden/>
     <w:rsid w:val="00FC693F"/>
     <w:rPr>
-      <w:rFonts w:asciiTheme="majorHAnsi" w:eastAsiaTheme="majorEastAsia" w:hAnsiTheme="majorHAnsi" w:cstheme="majorBidi"/>
+      <w:rFonts/>
       <w:color w:val="243F60" w:themeColor="accent1" w:themeShade="7F"/>
     </w:rPr>
   </w:style>
@@ -1587,7 +1434,7 @@
     <w:semiHidden/>
     <w:rsid w:val="00FC693F"/>
     <w:rPr>
-      <w:rFonts w:asciiTheme="majorHAnsi" w:eastAsiaTheme="majorEastAsia" w:hAnsiTheme="majorHAnsi" w:cstheme="majorBidi"/>
+      <w:rFonts/>
       <w:i/>
       <w:iCs/>
       <w:color w:val="243F60" w:themeColor="accent1" w:themeShade="7F"/>
@@ -1601,7 +1448,7 @@
     <w:semiHidden/>
     <w:rsid w:val="00FC693F"/>
     <w:rPr>
-      <w:rFonts w:asciiTheme="majorHAnsi" w:eastAsiaTheme="majorEastAsia" w:hAnsiTheme="majorHAnsi" w:cstheme="majorBidi"/>
+      <w:rFonts/>
       <w:i/>
       <w:iCs/>
       <w:color w:val="404040" w:themeColor="text1" w:themeTint="BF"/>
@@ -1615,7 +1462,7 @@
     <w:semiHidden/>
     <w:rsid w:val="00FC693F"/>
     <w:rPr>
-      <w:rFonts w:asciiTheme="majorHAnsi" w:eastAsiaTheme="majorEastAsia" w:hAnsiTheme="majorHAnsi" w:cstheme="majorBidi"/>
+      <w:rFonts/>
       <w:color w:val="4F81BD" w:themeColor="accent1"/>
       <w:sz w:val="20"/>
       <w:szCs w:val="20"/>
@@ -1629,7 +1476,7 @@
     <w:semiHidden/>
     <w:rsid w:val="00FC693F"/>
     <w:rPr>
-      <w:rFonts w:asciiTheme="majorHAnsi" w:eastAsiaTheme="majorEastAsia" w:hAnsiTheme="majorHAnsi" w:cstheme="majorBidi"/>
+      <w:rFonts/>
       <w:i/>
       <w:iCs/>
       <w:color w:val="404040" w:themeColor="text1" w:themeTint="BF"/>
@@ -1688,9 +1535,6 @@
     <w:qFormat/>
     <w:rsid w:val="00FC693F"/>
     <w:pPr>
-      <w:pBdr>
-        <w:bottom w:val="single" w:sz="4" w:space="4" w:color="4F81BD" w:themeColor="accent1"/>
-      </w:pBdr>
       <w:spacing w:before="200" w:after="280"/>
       <w:ind w:left="936" w:right="936"/>
     </w:pPr>
@@ -3218,7 +3062,7 @@
         <w:spacing w:before="0" w:after="0" w:line="240" w:lineRule="auto"/>
       </w:pPr>
       <w:rPr>
-        <w:rFonts w:asciiTheme="majorHAnsi" w:eastAsiaTheme="majorEastAsia" w:hAnsiTheme="majorHAnsi" w:cstheme="majorBidi"/>
+        <w:rFonts/>
         <w:b/>
         <w:bCs/>
       </w:rPr>
@@ -3239,7 +3083,7 @@
         <w:spacing w:before="0" w:after="0" w:line="240" w:lineRule="auto"/>
       </w:pPr>
       <w:rPr>
-        <w:rFonts w:asciiTheme="majorHAnsi" w:eastAsiaTheme="majorEastAsia" w:hAnsiTheme="majorHAnsi" w:cstheme="majorBidi"/>
+        <w:rFonts/>
         <w:b/>
         <w:bCs/>
       </w:rPr>
@@ -3257,14 +3101,14 @@
     </w:tblStylePr>
     <w:tblStylePr w:type="firstCol">
       <w:rPr>
-        <w:rFonts w:asciiTheme="majorHAnsi" w:eastAsiaTheme="majorEastAsia" w:hAnsiTheme="majorHAnsi" w:cstheme="majorBidi"/>
+        <w:rFonts/>
         <w:b/>
         <w:bCs/>
       </w:rPr>
     </w:tblStylePr>
     <w:tblStylePr w:type="lastCol">
       <w:rPr>
-        <w:rFonts w:asciiTheme="majorHAnsi" w:eastAsiaTheme="majorEastAsia" w:hAnsiTheme="majorHAnsi" w:cstheme="majorBidi"/>
+        <w:rFonts/>
         <w:b/>
         <w:bCs/>
       </w:rPr>
@@ -3348,7 +3192,7 @@
         <w:spacing w:before="0" w:after="0" w:line="240" w:lineRule="auto"/>
       </w:pPr>
       <w:rPr>
-        <w:rFonts w:asciiTheme="majorHAnsi" w:eastAsiaTheme="majorEastAsia" w:hAnsiTheme="majorHAnsi" w:cstheme="majorBidi"/>
+        <w:rFonts/>
         <w:b/>
         <w:bCs/>
       </w:rPr>
@@ -3369,7 +3213,7 @@
         <w:spacing w:before="0" w:after="0" w:line="240" w:lineRule="auto"/>
       </w:pPr>
       <w:rPr>
-        <w:rFonts w:asciiTheme="majorHAnsi" w:eastAsiaTheme="majorEastAsia" w:hAnsiTheme="majorHAnsi" w:cstheme="majorBidi"/>
+        <w:rFonts/>
         <w:b/>
         <w:bCs/>
       </w:rPr>
@@ -3387,14 +3231,14 @@
     </w:tblStylePr>
     <w:tblStylePr w:type="firstCol">
       <w:rPr>
-        <w:rFonts w:asciiTheme="majorHAnsi" w:eastAsiaTheme="majorEastAsia" w:hAnsiTheme="majorHAnsi" w:cstheme="majorBidi"/>
+        <w:rFonts/>
         <w:b/>
         <w:bCs/>
       </w:rPr>
     </w:tblStylePr>
     <w:tblStylePr w:type="lastCol">
       <w:rPr>
-        <w:rFonts w:asciiTheme="majorHAnsi" w:eastAsiaTheme="majorEastAsia" w:hAnsiTheme="majorHAnsi" w:cstheme="majorBidi"/>
+        <w:rFonts/>
         <w:b/>
         <w:bCs/>
       </w:rPr>
@@ -3478,7 +3322,7 @@
         <w:spacing w:before="0" w:after="0" w:line="240" w:lineRule="auto"/>
       </w:pPr>
       <w:rPr>
-        <w:rFonts w:asciiTheme="majorHAnsi" w:eastAsiaTheme="majorEastAsia" w:hAnsiTheme="majorHAnsi" w:cstheme="majorBidi"/>
+        <w:rFonts/>
         <w:b/>
         <w:bCs/>
       </w:rPr>
@@ -3499,7 +3343,7 @@
         <w:spacing w:before="0" w:after="0" w:line="240" w:lineRule="auto"/>
       </w:pPr>
       <w:rPr>
-        <w:rFonts w:asciiTheme="majorHAnsi" w:eastAsiaTheme="majorEastAsia" w:hAnsiTheme="majorHAnsi" w:cstheme="majorBidi"/>
+        <w:rFonts/>
         <w:b/>
         <w:bCs/>
       </w:rPr>
@@ -3517,14 +3361,14 @@
     </w:tblStylePr>
     <w:tblStylePr w:type="firstCol">
       <w:rPr>
-        <w:rFonts w:asciiTheme="majorHAnsi" w:eastAsiaTheme="majorEastAsia" w:hAnsiTheme="majorHAnsi" w:cstheme="majorBidi"/>
+        <w:rFonts/>
         <w:b/>
         <w:bCs/>
       </w:rPr>
     </w:tblStylePr>
     <w:tblStylePr w:type="lastCol">
       <w:rPr>
-        <w:rFonts w:asciiTheme="majorHAnsi" w:eastAsiaTheme="majorEastAsia" w:hAnsiTheme="majorHAnsi" w:cstheme="majorBidi"/>
+        <w:rFonts/>
         <w:b/>
         <w:bCs/>
       </w:rPr>
@@ -3608,7 +3452,7 @@
         <w:spacing w:before="0" w:after="0" w:line="240" w:lineRule="auto"/>
       </w:pPr>
       <w:rPr>
-        <w:rFonts w:asciiTheme="majorHAnsi" w:eastAsiaTheme="majorEastAsia" w:hAnsiTheme="majorHAnsi" w:cstheme="majorBidi"/>
+        <w:rFonts/>
         <w:b/>
         <w:bCs/>
       </w:rPr>
@@ -3629,7 +3473,7 @@
         <w:spacing w:before="0" w:after="0" w:line="240" w:lineRule="auto"/>
       </w:pPr>
       <w:rPr>
-        <w:rFonts w:asciiTheme="majorHAnsi" w:eastAsiaTheme="majorEastAsia" w:hAnsiTheme="majorHAnsi" w:cstheme="majorBidi"/>
+        <w:rFonts/>
         <w:b/>
         <w:bCs/>
       </w:rPr>
@@ -3647,14 +3491,14 @@
     </w:tblStylePr>
     <w:tblStylePr w:type="firstCol">
       <w:rPr>
-        <w:rFonts w:asciiTheme="majorHAnsi" w:eastAsiaTheme="majorEastAsia" w:hAnsiTheme="majorHAnsi" w:cstheme="majorBidi"/>
+        <w:rFonts/>
         <w:b/>
         <w:bCs/>
       </w:rPr>
     </w:tblStylePr>
     <w:tblStylePr w:type="lastCol">
       <w:rPr>
-        <w:rFonts w:asciiTheme="majorHAnsi" w:eastAsiaTheme="majorEastAsia" w:hAnsiTheme="majorHAnsi" w:cstheme="majorBidi"/>
+        <w:rFonts/>
         <w:b/>
         <w:bCs/>
       </w:rPr>
@@ -3738,7 +3582,7 @@
         <w:spacing w:before="0" w:after="0" w:line="240" w:lineRule="auto"/>
       </w:pPr>
       <w:rPr>
-        <w:rFonts w:asciiTheme="majorHAnsi" w:eastAsiaTheme="majorEastAsia" w:hAnsiTheme="majorHAnsi" w:cstheme="majorBidi"/>
+        <w:rFonts/>
         <w:b/>
         <w:bCs/>
       </w:rPr>
@@ -3759,7 +3603,7 @@
         <w:spacing w:before="0" w:after="0" w:line="240" w:lineRule="auto"/>
       </w:pPr>
       <w:rPr>
-        <w:rFonts w:asciiTheme="majorHAnsi" w:eastAsiaTheme="majorEastAsia" w:hAnsiTheme="majorHAnsi" w:cstheme="majorBidi"/>
+        <w:rFonts/>
         <w:b/>
         <w:bCs/>
       </w:rPr>
@@ -3777,14 +3621,14 @@
     </w:tblStylePr>
     <w:tblStylePr w:type="firstCol">
       <w:rPr>
-        <w:rFonts w:asciiTheme="majorHAnsi" w:eastAsiaTheme="majorEastAsia" w:hAnsiTheme="majorHAnsi" w:cstheme="majorBidi"/>
+        <w:rFonts/>
         <w:b/>
         <w:bCs/>
       </w:rPr>
     </w:tblStylePr>
     <w:tblStylePr w:type="lastCol">
       <w:rPr>
-        <w:rFonts w:asciiTheme="majorHAnsi" w:eastAsiaTheme="majorEastAsia" w:hAnsiTheme="majorHAnsi" w:cstheme="majorBidi"/>
+        <w:rFonts/>
         <w:b/>
         <w:bCs/>
       </w:rPr>
@@ -3868,7 +3712,7 @@
         <w:spacing w:before="0" w:after="0" w:line="240" w:lineRule="auto"/>
       </w:pPr>
       <w:rPr>
-        <w:rFonts w:asciiTheme="majorHAnsi" w:eastAsiaTheme="majorEastAsia" w:hAnsiTheme="majorHAnsi" w:cstheme="majorBidi"/>
+        <w:rFonts/>
         <w:b/>
         <w:bCs/>
       </w:rPr>
@@ -3889,7 +3733,7 @@
         <w:spacing w:before="0" w:after="0" w:line="240" w:lineRule="auto"/>
       </w:pPr>
       <w:rPr>
-        <w:rFonts w:asciiTheme="majorHAnsi" w:eastAsiaTheme="majorEastAsia" w:hAnsiTheme="majorHAnsi" w:cstheme="majorBidi"/>
+        <w:rFonts/>
         <w:b/>
         <w:bCs/>
       </w:rPr>
@@ -3907,14 +3751,14 @@
     </w:tblStylePr>
     <w:tblStylePr w:type="firstCol">
       <w:rPr>
-        <w:rFonts w:asciiTheme="majorHAnsi" w:eastAsiaTheme="majorEastAsia" w:hAnsiTheme="majorHAnsi" w:cstheme="majorBidi"/>
+        <w:rFonts/>
         <w:b/>
         <w:bCs/>
       </w:rPr>
     </w:tblStylePr>
     <w:tblStylePr w:type="lastCol">
       <w:rPr>
-        <w:rFonts w:asciiTheme="majorHAnsi" w:eastAsiaTheme="majorEastAsia" w:hAnsiTheme="majorHAnsi" w:cstheme="majorBidi"/>
+        <w:rFonts/>
         <w:b/>
         <w:bCs/>
       </w:rPr>
@@ -3998,7 +3842,7 @@
         <w:spacing w:before="0" w:after="0" w:line="240" w:lineRule="auto"/>
       </w:pPr>
       <w:rPr>
-        <w:rFonts w:asciiTheme="majorHAnsi" w:eastAsiaTheme="majorEastAsia" w:hAnsiTheme="majorHAnsi" w:cstheme="majorBidi"/>
+        <w:rFonts/>
         <w:b/>
         <w:bCs/>
       </w:rPr>
@@ -4019,7 +3863,7 @@
         <w:spacing w:before="0" w:after="0" w:line="240" w:lineRule="auto"/>
       </w:pPr>
       <w:rPr>
-        <w:rFonts w:asciiTheme="majorHAnsi" w:eastAsiaTheme="majorEastAsia" w:hAnsiTheme="majorHAnsi" w:cstheme="majorBidi"/>
+        <w:rFonts/>
         <w:b/>
         <w:bCs/>
       </w:rPr>
@@ -4037,14 +3881,14 @@
     </w:tblStylePr>
     <w:tblStylePr w:type="firstCol">
       <w:rPr>
-        <w:rFonts w:asciiTheme="majorHAnsi" w:eastAsiaTheme="majorEastAsia" w:hAnsiTheme="majorHAnsi" w:cstheme="majorBidi"/>
+        <w:rFonts/>
         <w:b/>
         <w:bCs/>
       </w:rPr>
     </w:tblStylePr>
     <w:tblStylePr w:type="lastCol">
       <w:rPr>
-        <w:rFonts w:asciiTheme="majorHAnsi" w:eastAsiaTheme="majorEastAsia" w:hAnsiTheme="majorHAnsi" w:cstheme="majorBidi"/>
+        <w:rFonts/>
         <w:b/>
         <w:bCs/>
       </w:rPr>
@@ -5909,7 +5753,7 @@
     </w:tblPr>
     <w:tblStylePr w:type="firstRow">
       <w:rPr>
-        <w:rFonts w:asciiTheme="majorHAnsi" w:eastAsiaTheme="majorEastAsia" w:hAnsiTheme="majorHAnsi" w:cstheme="majorBidi"/>
+        <w:rFonts/>
       </w:rPr>
       <w:tblPr/>
       <w:tcPr>
@@ -5993,7 +5837,7 @@
     </w:tblPr>
     <w:tblStylePr w:type="firstRow">
       <w:rPr>
-        <w:rFonts w:asciiTheme="majorHAnsi" w:eastAsiaTheme="majorEastAsia" w:hAnsiTheme="majorHAnsi" w:cstheme="majorBidi"/>
+        <w:rFonts/>
       </w:rPr>
       <w:tblPr/>
       <w:tcPr>
@@ -6077,7 +5921,7 @@
     </w:tblPr>
     <w:tblStylePr w:type="firstRow">
       <w:rPr>
-        <w:rFonts w:asciiTheme="majorHAnsi" w:eastAsiaTheme="majorEastAsia" w:hAnsiTheme="majorHAnsi" w:cstheme="majorBidi"/>
+        <w:rFonts/>
       </w:rPr>
       <w:tblPr/>
       <w:tcPr>
@@ -6161,7 +6005,7 @@
     </w:tblPr>
     <w:tblStylePr w:type="firstRow">
       <w:rPr>
-        <w:rFonts w:asciiTheme="majorHAnsi" w:eastAsiaTheme="majorEastAsia" w:hAnsiTheme="majorHAnsi" w:cstheme="majorBidi"/>
+        <w:rFonts/>
       </w:rPr>
       <w:tblPr/>
       <w:tcPr>
@@ -6245,7 +6089,7 @@
     </w:tblPr>
     <w:tblStylePr w:type="firstRow">
       <w:rPr>
-        <w:rFonts w:asciiTheme="majorHAnsi" w:eastAsiaTheme="majorEastAsia" w:hAnsiTheme="majorHAnsi" w:cstheme="majorBidi"/>
+        <w:rFonts/>
       </w:rPr>
       <w:tblPr/>
       <w:tcPr>
@@ -6329,7 +6173,7 @@
     </w:tblPr>
     <w:tblStylePr w:type="firstRow">
       <w:rPr>
-        <w:rFonts w:asciiTheme="majorHAnsi" w:eastAsiaTheme="majorEastAsia" w:hAnsiTheme="majorHAnsi" w:cstheme="majorBidi"/>
+        <w:rFonts/>
       </w:rPr>
       <w:tblPr/>
       <w:tcPr>
@@ -6413,7 +6257,7 @@
     </w:tblPr>
     <w:tblStylePr w:type="firstRow">
       <w:rPr>
-        <w:rFonts w:asciiTheme="majorHAnsi" w:eastAsiaTheme="majorEastAsia" w:hAnsiTheme="majorHAnsi" w:cstheme="majorBidi"/>
+        <w:rFonts/>
       </w:rPr>
       <w:tblPr/>
       <w:tcPr>
@@ -6478,7 +6322,7 @@
       <w:spacing w:after="0" w:line="240" w:lineRule="auto"/>
     </w:pPr>
     <w:rPr>
-      <w:rFonts w:asciiTheme="majorHAnsi" w:eastAsiaTheme="majorEastAsia" w:hAnsiTheme="majorHAnsi" w:cstheme="majorBidi"/>
+      <w:rFonts/>
       <w:color w:val="000000" w:themeColor="text1"/>
     </w:rPr>
     <w:tblPr>
@@ -6606,7 +6450,7 @@
       <w:spacing w:after="0" w:line="240" w:lineRule="auto"/>
     </w:pPr>
     <w:rPr>
-      <w:rFonts w:asciiTheme="majorHAnsi" w:eastAsiaTheme="majorEastAsia" w:hAnsiTheme="majorHAnsi" w:cstheme="majorBidi"/>
+      <w:rFonts/>
       <w:color w:val="000000" w:themeColor="text1"/>
     </w:rPr>
     <w:tblPr>
@@ -6734,7 +6578,7 @@
       <w:spacing w:after="0" w:line="240" w:lineRule="auto"/>
     </w:pPr>
     <w:rPr>
-      <w:rFonts w:asciiTheme="majorHAnsi" w:eastAsiaTheme="majorEastAsia" w:hAnsiTheme="majorHAnsi" w:cstheme="majorBidi"/>
+      <w:rFonts/>
       <w:color w:val="000000" w:themeColor="text1"/>
     </w:rPr>
     <w:tblPr>
@@ -6862,7 +6706,7 @@
       <w:spacing w:after="0" w:line="240" w:lineRule="auto"/>
     </w:pPr>
     <w:rPr>
-      <w:rFonts w:asciiTheme="majorHAnsi" w:eastAsiaTheme="majorEastAsia" w:hAnsiTheme="majorHAnsi" w:cstheme="majorBidi"/>
+      <w:rFonts/>
       <w:color w:val="000000" w:themeColor="text1"/>
     </w:rPr>
     <w:tblPr>
@@ -6990,7 +6834,7 @@
       <w:spacing w:after="0" w:line="240" w:lineRule="auto"/>
     </w:pPr>
     <w:rPr>
-      <w:rFonts w:asciiTheme="majorHAnsi" w:eastAsiaTheme="majorEastAsia" w:hAnsiTheme="majorHAnsi" w:cstheme="majorBidi"/>
+      <w:rFonts/>
       <w:color w:val="000000" w:themeColor="text1"/>
     </w:rPr>
     <w:tblPr>
@@ -7118,7 +6962,7 @@
       <w:spacing w:after="0" w:line="240" w:lineRule="auto"/>
     </w:pPr>
     <w:rPr>
-      <w:rFonts w:asciiTheme="majorHAnsi" w:eastAsiaTheme="majorEastAsia" w:hAnsiTheme="majorHAnsi" w:cstheme="majorBidi"/>
+      <w:rFonts/>
       <w:color w:val="000000" w:themeColor="text1"/>
     </w:rPr>
     <w:tblPr>
@@ -7246,7 +7090,7 @@
       <w:spacing w:after="0" w:line="240" w:lineRule="auto"/>
     </w:pPr>
     <w:rPr>
-      <w:rFonts w:asciiTheme="majorHAnsi" w:eastAsiaTheme="majorEastAsia" w:hAnsiTheme="majorHAnsi" w:cstheme="majorBidi"/>
+      <w:rFonts/>
       <w:color w:val="000000" w:themeColor="text1"/>
     </w:rPr>
     <w:tblPr>
@@ -7885,7 +7729,7 @@
       <w:spacing w:after="0" w:line="240" w:lineRule="auto"/>
     </w:pPr>
     <w:rPr>
-      <w:rFonts w:asciiTheme="majorHAnsi" w:eastAsiaTheme="majorEastAsia" w:hAnsiTheme="majorHAnsi" w:cstheme="majorBidi"/>
+      <w:rFonts/>
       <w:color w:val="000000" w:themeColor="text1"/>
     </w:rPr>
     <w:tblPr>
@@ -8010,7 +7854,7 @@
       <w:spacing w:after="0" w:line="240" w:lineRule="auto"/>
     </w:pPr>
     <w:rPr>
-      <w:rFonts w:asciiTheme="majorHAnsi" w:eastAsiaTheme="majorEastAsia" w:hAnsiTheme="majorHAnsi" w:cstheme="majorBidi"/>
+      <w:rFonts/>
       <w:color w:val="000000" w:themeColor="text1"/>
     </w:rPr>
     <w:tblPr>
@@ -8135,7 +7979,7 @@
       <w:spacing w:after="0" w:line="240" w:lineRule="auto"/>
     </w:pPr>
     <w:rPr>
-      <w:rFonts w:asciiTheme="majorHAnsi" w:eastAsiaTheme="majorEastAsia" w:hAnsiTheme="majorHAnsi" w:cstheme="majorBidi"/>
+      <w:rFonts/>
       <w:color w:val="000000" w:themeColor="text1"/>
     </w:rPr>
     <w:tblPr>
@@ -8260,7 +8104,7 @@
       <w:spacing w:after="0" w:line="240" w:lineRule="auto"/>
     </w:pPr>
     <w:rPr>
-      <w:rFonts w:asciiTheme="majorHAnsi" w:eastAsiaTheme="majorEastAsia" w:hAnsiTheme="majorHAnsi" w:cstheme="majorBidi"/>
+      <w:rFonts/>
       <w:color w:val="000000" w:themeColor="text1"/>
     </w:rPr>
     <w:tblPr>
@@ -8385,7 +8229,7 @@
       <w:spacing w:after="0" w:line="240" w:lineRule="auto"/>
     </w:pPr>
     <w:rPr>
-      <w:rFonts w:asciiTheme="majorHAnsi" w:eastAsiaTheme="majorEastAsia" w:hAnsiTheme="majorHAnsi" w:cstheme="majorBidi"/>
+      <w:rFonts/>
       <w:color w:val="000000" w:themeColor="text1"/>
     </w:rPr>
     <w:tblPr>
@@ -8510,7 +8354,7 @@
       <w:spacing w:after="0" w:line="240" w:lineRule="auto"/>
     </w:pPr>
     <w:rPr>
-      <w:rFonts w:asciiTheme="majorHAnsi" w:eastAsiaTheme="majorEastAsia" w:hAnsiTheme="majorHAnsi" w:cstheme="majorBidi"/>
+      <w:rFonts/>
       <w:color w:val="000000" w:themeColor="text1"/>
     </w:rPr>
     <w:tblPr>
@@ -8635,7 +8479,7 @@
       <w:spacing w:after="0" w:line="240" w:lineRule="auto"/>
     </w:pPr>
     <w:rPr>
-      <w:rFonts w:asciiTheme="majorHAnsi" w:eastAsiaTheme="majorEastAsia" w:hAnsiTheme="majorHAnsi" w:cstheme="majorBidi"/>
+      <w:rFonts/>
       <w:color w:val="000000" w:themeColor="text1"/>
     </w:rPr>
     <w:tblPr>
